--- a/docs/2121050669_Hoàng_Hiệp_da_sua.docx
+++ b/docs/2121050669_Hoàng_Hiệp_da_sua.docx
@@ -32817,6 +32817,2409 @@
     </w:p>
     <w:p>
       <w:pPr>
+        <w:pageBreakBefore/>
+      </w:pPr>
+    </w:p>
+    <w:p>
+      <w:pPr>
+        <w:pStyle w:val="Heading2"/>
+        <w:rPr>
+          <w:lang w:val="vi-VN"/>
+        </w:rPr>
+      </w:pPr>
+      <w:r>
+        <w:rPr>
+          <w:lang w:val="vi-VN"/>
+        </w:rPr>
+        <w:t xml:space="preserve">Biểu đồ lớp: Xác định thực thể và mối quan hệ giữa các bảng</w:t>
+      </w:r>
+    </w:p>
+    <w:p>
+      <w:pPr>
+        <w:spacing w:line="360" w:lineRule="auto"/>
+        <w:jc w:val="both"/>
+      </w:pPr>
+      <w:r>
+        <w:rPr>
+          <w:lang w:val="vi-VN"/>
+        </w:rPr>
+        <w:t xml:space="preserve">Cơ sở dữ liệu của hệ thống mạng xã hội gồm 17 thực thể (bảng) được ánh xạ từ các lớp Entity trong mã nguồn. Biểu đồ lớp dưới đây mô tả các thuộc tính chính của từng thực thể cùng bội số (multiplicity) và loại quan hệ giữa chúng.</w:t>
+      </w:r>
+    </w:p>
+    <w:p>
+      <w:pPr>
+        <w:pStyle w:val="Heading3"/>
+        <w:rPr>
+          <w:lang w:val="vi-VN"/>
+        </w:rPr>
+      </w:pPr>
+      <w:r>
+        <w:rPr>
+          <w:lang w:val="vi-VN"/>
+        </w:rPr>
+        <w:t xml:space="preserve">Biểu đồ lớp tổng thể</w:t>
+      </w:r>
+    </w:p>
+    <w:p>
+      <w:pPr>
+        <w:spacing w:line="240" w:lineRule="auto"/>
+        <w:jc w:val="center"/>
+      </w:pPr>
+      <w:r>
+        <w:rPr>
+          <w:noProof/>
+        </w:rPr>
+        <w:drawing xmlns:wp="http://schemas.openxmlformats.org/drawingml/2006/wordprocessingDrawing">
+          <wp:inline distT="0" distB="0" distL="0" distR="0">
+            <wp:extent cx="5580380" cy="3103374"/>
+            <wp:effectExtent l="0" t="0" r="0" b="0"/>
+            <wp:docPr id="901" name="ClassDiagram"/>
+            <wp:cNvGraphicFramePr>
+              <a:graphicFrameLocks xmlns:a="http://schemas.openxmlformats.org/drawingml/2006/main" noChangeAspect="1"/>
+            </wp:cNvGraphicFramePr>
+            <a:graphic xmlns:a="http://schemas.openxmlformats.org/drawingml/2006/main">
+              <a:graphicData uri="http://schemas.openxmlformats.org/drawingml/2006/picture">
+                <pic:pic xmlns:pic="http://schemas.openxmlformats.org/drawingml/2006/picture">
+                  <pic:nvPicPr>
+                    <pic:cNvPr id="901" name="ClassDiagram"/>
+                    <pic:cNvPicPr/>
+                  </pic:nvPicPr>
+                  <pic:blipFill>
+                    <a:blip r:embed="rId901"/>
+                    <a:stretch>
+                      <a:fillRect/>
+                    </a:stretch>
+                  </pic:blipFill>
+                  <pic:spPr>
+                    <a:xfrm>
+                      <a:off x="0" y="0"/>
+                      <a:ext cx="5580380" cy="3103374"/>
+                    </a:xfrm>
+                    <a:prstGeom prst="rect">
+                      <a:avLst/>
+                    </a:prstGeom>
+                  </pic:spPr>
+                </pic:pic>
+              </a:graphicData>
+            </a:graphic>
+          </wp:inline>
+        </w:drawing>
+      </w:r>
+    </w:p>
+    <w:p>
+      <w:pPr>
+        <w:spacing w:before="120" w:after="240" w:line="240" w:lineRule="auto"/>
+        <w:jc w:val="center"/>
+      </w:pPr>
+      <w:r>
+        <w:rPr>
+          <w:i/>
+          <w:iCs/>
+          <w:lang w:val="vi-VN"/>
+        </w:rPr>
+        <w:t xml:space="preserve">Hình. Biểu đồ lớp các thực thể của hệ thống mạng xã hội</w:t>
+      </w:r>
+    </w:p>
+    <w:p>
+      <w:pPr>
+        <w:pStyle w:val="Heading3"/>
+        <w:rPr>
+          <w:lang w:val="vi-VN"/>
+        </w:rPr>
+      </w:pPr>
+      <w:r>
+        <w:rPr>
+          <w:lang w:val="vi-VN"/>
+        </w:rPr>
+        <w:t xml:space="preserve">Giải thích các thực thể</w:t>
+      </w:r>
+    </w:p>
+    <w:p>
+      <w:pPr>
+        <w:spacing w:line="360" w:lineRule="auto"/>
+        <w:jc w:val="both"/>
+      </w:pPr>
+      <w:r>
+        <w:rPr>
+          <w:b/>
+          <w:bCs/>
+          <w:lang w:val="vi-VN"/>
+        </w:rPr>
+        <w:t xml:space="preserve">Nhóm 1 — Người dùng và quan hệ mạng lưới</w:t>
+      </w:r>
+    </w:p>
+    <w:p>
+      <w:pPr>
+        <w:spacing w:line="360" w:lineRule="auto"/>
+        <w:ind w:left="360"/>
+        <w:jc w:val="both"/>
+      </w:pPr>
+      <w:r>
+        <w:rPr>
+          <w:b/>
+          <w:bCs/>
+          <w:lang w:val="vi-VN"/>
+        </w:rPr>
+        <w:t xml:space="preserve">• User (users) — </w:t>
+      </w:r>
+      <w:r>
+        <w:rPr>
+          <w:lang w:val="vi-VN"/>
+        </w:rPr>
+        <w:t xml:space="preserve">Bảng trung tâm lưu tài khoản người dùng: id (PK), username và email (duy nhất), thông tin hồ sơ (name, photo, description), cờ isPrivate phân biệt tài khoản công khai/riêng tư, status (PENDING_ACTIVATION → ACTIVE / SUSPENDED). Là thực thể cha của hầu hết các bảng khác.</w:t>
+      </w:r>
+    </w:p>
+    <w:p>
+      <w:pPr>
+        <w:spacing w:line="360" w:lineRule="auto"/>
+        <w:ind w:left="360"/>
+        <w:jc w:val="both"/>
+      </w:pPr>
+      <w:r>
+        <w:rPr>
+          <w:b/>
+          <w:bCs/>
+          <w:lang w:val="vi-VN"/>
+        </w:rPr>
+        <w:t xml:space="preserve">• Followership (followerships) — </w:t>
+      </w:r>
+      <w:r>
+        <w:rPr>
+          <w:lang w:val="vi-VN"/>
+        </w:rPr>
+        <w:t xml:space="preserve">Bảng trung gian mô hình hóa quan hệ theo dõi Nhiều–Nhiều giữa User với chính User. userChecked là người được theo dõi, userFollower là người đi theo dõi; status là ACCEPTED (công khai/đã duyệt) hoặc PENDING (tài khoản riêng tư, chờ duyệt). Ràng buộc duy nhất trên cặp (checked, follower) để không theo dõi trùng.</w:t>
+      </w:r>
+    </w:p>
+    <w:p>
+      <w:pPr>
+        <w:spacing w:line="360" w:lineRule="auto"/>
+        <w:jc w:val="both"/>
+      </w:pPr>
+      <w:r>
+        <w:rPr>
+          <w:b/>
+          <w:bCs/>
+          <w:lang w:val="vi-VN"/>
+        </w:rPr>
+        <w:t xml:space="preserve">Nhóm 2 — Bài viết và nội dung</w:t>
+      </w:r>
+    </w:p>
+    <w:p>
+      <w:pPr>
+        <w:spacing w:line="360" w:lineRule="auto"/>
+        <w:ind w:left="360"/>
+        <w:jc w:val="both"/>
+      </w:pPr>
+      <w:r>
+        <w:rPr>
+          <w:b/>
+          <w:bCs/>
+          <w:lang w:val="vi-VN"/>
+        </w:rPr>
+        <w:t xml:space="preserve">• Post (posts) — </w:t>
+      </w:r>
+      <w:r>
+        <w:rPr>
+          <w:lang w:val="vi-VN"/>
+        </w:rPr>
+        <w:t xml:space="preserve">Đơn vị nội dung chính: text (caption), postType (IMAGE/VIDEO/CAROUSEL/TEXT), visibility (PUBLIC/FOLLOWERS/PRIVATE), status kiểm duyệt (PENDING_REVIEW → PUBLISHED/FLAGGED). Hai bộ đếm denormalized reactionCount và commentCount giúp tránh COUNT(*) khi tải bảng tin. Thuộc về một User.</w:t>
+      </w:r>
+    </w:p>
+    <w:p>
+      <w:pPr>
+        <w:spacing w:line="360" w:lineRule="auto"/>
+        <w:ind w:left="360"/>
+        <w:jc w:val="both"/>
+      </w:pPr>
+      <w:r>
+        <w:rPr>
+          <w:b/>
+          <w:bCs/>
+          <w:lang w:val="vi-VN"/>
+        </w:rPr>
+        <w:t xml:space="preserve">• PostMedia (post_media) — </w:t>
+      </w:r>
+      <w:r>
+        <w:rPr>
+          <w:lang w:val="vi-VN"/>
+        </w:rPr>
+        <w:t xml:space="preserve">Mỗi ảnh/video của bài viết (bài carousel có nhiều dòng). Gồm mediaUrl, mediaType (IMAGE/VIDEO), displayOrder (thứ tự trong carousel) và metadata width/height/durationSec. Ràng buộc duy nhất (id_post, display_order).</w:t>
+      </w:r>
+    </w:p>
+    <w:p>
+      <w:pPr>
+        <w:spacing w:line="360" w:lineRule="auto"/>
+        <w:ind w:left="360"/>
+        <w:jc w:val="both"/>
+      </w:pPr>
+      <w:r>
+        <w:rPr>
+          <w:b/>
+          <w:bCs/>
+          <w:lang w:val="vi-VN"/>
+        </w:rPr>
+        <w:t xml:space="preserve">• Comment (comments) — </w:t>
+      </w:r>
+      <w:r>
+        <w:rPr>
+          <w:lang w:val="vi-VN"/>
+        </w:rPr>
+        <w:t xml:space="preserve">Bình luận trên bài viết, hỗ trợ cây phân cấp qua parentComment (tự tham chiếu): null nếu là bình luận gốc, có giá trị nếu là câu trả lời. Thuộc về một User và một Post; có reactionCount riêng.</w:t>
+      </w:r>
+    </w:p>
+    <w:p>
+      <w:pPr>
+        <w:spacing w:line="360" w:lineRule="auto"/>
+        <w:ind w:left="360"/>
+        <w:jc w:val="both"/>
+      </w:pPr>
+      <w:r>
+        <w:rPr>
+          <w:b/>
+          <w:bCs/>
+          <w:lang w:val="vi-VN"/>
+        </w:rPr>
+        <w:t xml:space="preserve">• Hashtag (hashtags) — </w:t>
+      </w:r>
+      <w:r>
+        <w:rPr>
+          <w:lang w:val="vi-VN"/>
+        </w:rPr>
+        <w:t xml:space="preserve">Thẻ từ khóa (không chứa dấu #). name là duy nhất; postCount là bộ đếm denormalized số bài dùng thẻ.</w:t>
+      </w:r>
+    </w:p>
+    <w:p>
+      <w:pPr>
+        <w:spacing w:line="360" w:lineRule="auto"/>
+        <w:ind w:left="360"/>
+        <w:jc w:val="both"/>
+      </w:pPr>
+      <w:r>
+        <w:rPr>
+          <w:b/>
+          <w:bCs/>
+          <w:lang w:val="vi-VN"/>
+        </w:rPr>
+        <w:t xml:space="preserve">• PostHashtag (post_hashtags) — </w:t>
+      </w:r>
+      <w:r>
+        <w:rPr>
+          <w:lang w:val="vi-VN"/>
+        </w:rPr>
+        <w:t xml:space="preserve">Bảng nối Nhiều–Nhiều giữa Post và Hashtag, dùng khóa chính tổ hợp (id_post, id_hashtag), không có thuộc tính riêng.</w:t>
+      </w:r>
+    </w:p>
+    <w:p>
+      <w:pPr>
+        <w:spacing w:line="360" w:lineRule="auto"/>
+        <w:ind w:left="360"/>
+        <w:jc w:val="both"/>
+      </w:pPr>
+      <w:r>
+        <w:rPr>
+          <w:b/>
+          <w:bCs/>
+          <w:lang w:val="vi-VN"/>
+        </w:rPr>
+        <w:t xml:space="preserve">• PostUserTag (post_user_tags) — </w:t>
+      </w:r>
+      <w:r>
+        <w:rPr>
+          <w:lang w:val="vi-VN"/>
+        </w:rPr>
+        <w:t xml:space="preserve">Gắn thẻ người dùng vào bài (@mention/tag ảnh): quan hệ Nhiều–Nhiều Post ↔ User kèm thuộc tính xPosition, yPosition là tọa độ phần trăm trên ảnh (null nếu chỉ tag trong caption). Khóa chính tổ hợp (id_post, id_user).</w:t>
+      </w:r>
+    </w:p>
+    <w:p>
+      <w:pPr>
+        <w:spacing w:line="360" w:lineRule="auto"/>
+        <w:jc w:val="both"/>
+      </w:pPr>
+      <w:r>
+        <w:rPr>
+          <w:b/>
+          <w:bCs/>
+          <w:lang w:val="vi-VN"/>
+        </w:rPr>
+        <w:t xml:space="preserve">Nhóm 3 — Tương tác</w:t>
+      </w:r>
+    </w:p>
+    <w:p>
+      <w:pPr>
+        <w:spacing w:line="360" w:lineRule="auto"/>
+        <w:ind w:left="360"/>
+        <w:jc w:val="both"/>
+      </w:pPr>
+      <w:r>
+        <w:rPr>
+          <w:b/>
+          <w:bCs/>
+          <w:lang w:val="vi-VN"/>
+        </w:rPr>
+        <w:t xml:space="preserve">• Like (likes) — </w:t>
+      </w:r>
+      <w:r>
+        <w:rPr>
+          <w:lang w:val="vi-VN"/>
+        </w:rPr>
+        <w:t xml:space="preserve">Lưu lượt cảm xúc theo cơ chế đa hình: targetType (POST/COMMENT) và targetId trỏ tới đối tượng, không dùng khóa ngoại cứng. reactionType gồm LIKE/HEART/HAHA/WOW/SAD/ANGRY. Ràng buộc duy nhất (id_user, target_type, target_id) đảm bảo mỗi user chỉ có một cảm xúc trên một đối tượng.</w:t>
+      </w:r>
+    </w:p>
+    <w:p>
+      <w:pPr>
+        <w:spacing w:line="360" w:lineRule="auto"/>
+        <w:jc w:val="both"/>
+      </w:pPr>
+      <w:r>
+        <w:rPr>
+          <w:b/>
+          <w:bCs/>
+          <w:lang w:val="vi-VN"/>
+        </w:rPr>
+        <w:t xml:space="preserve">Nhóm 4 — Stories (tin 24 giờ)</w:t>
+      </w:r>
+    </w:p>
+    <w:p>
+      <w:pPr>
+        <w:spacing w:line="360" w:lineRule="auto"/>
+        <w:ind w:left="360"/>
+        <w:jc w:val="both"/>
+      </w:pPr>
+      <w:r>
+        <w:rPr>
+          <w:b/>
+          <w:bCs/>
+          <w:lang w:val="vi-VN"/>
+        </w:rPr>
+        <w:t xml:space="preserve">• Story (stories) — </w:t>
+      </w:r>
+      <w:r>
+        <w:rPr>
+          <w:lang w:val="vi-VN"/>
+        </w:rPr>
+        <w:t xml:space="preserve">Nội dung ảnh/video tự hết hạn sau 24 giờ: expiresAt = createdAt + 24h (luôn lọc expires_at &gt; NOW()). isArchived = true nghĩa là đã lưu vào Highlights (không bị xóa). metadata là JSON chứa sticker, nhạc, text overlay. Thuộc về một User.</w:t>
+      </w:r>
+    </w:p>
+    <w:p>
+      <w:pPr>
+        <w:spacing w:line="360" w:lineRule="auto"/>
+        <w:ind w:left="360"/>
+        <w:jc w:val="both"/>
+      </w:pPr>
+      <w:r>
+        <w:rPr>
+          <w:b/>
+          <w:bCs/>
+          <w:lang w:val="vi-VN"/>
+        </w:rPr>
+        <w:t xml:space="preserve">• StoryView (story_views) — </w:t>
+      </w:r>
+      <w:r>
+        <w:rPr>
+          <w:lang w:val="vi-VN"/>
+        </w:rPr>
+        <w:t xml:space="preserve">Bảng nối Nhiều–Nhiều Story ↔ User ghi nhận ai đã xem tin. Khóa chính tổ hợp (id_story, id_user) đảm bảo mỗi user chỉ được tính một lần trên mỗi story; viewedAt là thời điểm xem.</w:t>
+      </w:r>
+    </w:p>
+    <w:p>
+      <w:pPr>
+        <w:spacing w:line="360" w:lineRule="auto"/>
+        <w:jc w:val="both"/>
+      </w:pPr>
+      <w:r>
+        <w:rPr>
+          <w:b/>
+          <w:bCs/>
+          <w:lang w:val="vi-VN"/>
+        </w:rPr>
+        <w:t xml:space="preserve">Nhóm 5 — Nhắn tin</w:t>
+      </w:r>
+    </w:p>
+    <w:p>
+      <w:pPr>
+        <w:spacing w:line="360" w:lineRule="auto"/>
+        <w:ind w:left="360"/>
+        <w:jc w:val="both"/>
+      </w:pPr>
+      <w:r>
+        <w:rPr>
+          <w:b/>
+          <w:bCs/>
+          <w:lang w:val="vi-VN"/>
+        </w:rPr>
+        <w:t xml:space="preserve">• Conversation (conversations) — </w:t>
+      </w:r>
+      <w:r>
+        <w:rPr>
+          <w:lang w:val="vi-VN"/>
+        </w:rPr>
+        <w:t xml:space="preserve">Một hộp thoại chat: type là SINGLE (1-1) hoặc GROUP; name null nếu chat 1-1. lastMessageTime rất quan trọng để sắp xếp danh sách Inbox theo tin mới nhất.</w:t>
+      </w:r>
+    </w:p>
+    <w:p>
+      <w:pPr>
+        <w:spacing w:line="360" w:lineRule="auto"/>
+        <w:ind w:left="360"/>
+        <w:jc w:val="both"/>
+      </w:pPr>
+      <w:r>
+        <w:rPr>
+          <w:b/>
+          <w:bCs/>
+          <w:lang w:val="vi-VN"/>
+        </w:rPr>
+        <w:t xml:space="preserve">• Participant (participants) — </w:t>
+      </w:r>
+      <w:r>
+        <w:rPr>
+          <w:lang w:val="vi-VN"/>
+        </w:rPr>
+        <w:t xml:space="preserve">Bảng nối Nhiều–Nhiều Conversation ↔ User (thành viên hội thoại). lastReadMessageId lưu tin cuối user đã đọc để hiển thị trạng thái đã đọc/chưa đọc; joinedTime là thời điểm tham gia.</w:t>
+      </w:r>
+    </w:p>
+    <w:p>
+      <w:pPr>
+        <w:spacing w:line="360" w:lineRule="auto"/>
+        <w:ind w:left="360"/>
+        <w:jc w:val="both"/>
+      </w:pPr>
+      <w:r>
+        <w:rPr>
+          <w:b/>
+          <w:bCs/>
+          <w:lang w:val="vi-VN"/>
+        </w:rPr>
+        <w:t xml:space="preserve">• Messages (messages) — </w:t>
+      </w:r>
+      <w:r>
+        <w:rPr>
+          <w:lang w:val="vi-VN"/>
+        </w:rPr>
+        <w:t xml:space="preserve">Từng tin nhắn: trỏ tới Conversation và userTransmitter (người gửi). text có thể null nếu chỉ gửi ảnh (photo). sharedPost cho phép chia sẻ bài viết qua tin nhắn khi messageType = SHARED_POST (TEXT/IMAGE/VIDEO/SHARED_POST/SYSTEM).</w:t>
+      </w:r>
+    </w:p>
+    <w:p>
+      <w:pPr>
+        <w:spacing w:line="360" w:lineRule="auto"/>
+        <w:jc w:val="both"/>
+      </w:pPr>
+      <w:r>
+        <w:rPr>
+          <w:b/>
+          <w:bCs/>
+          <w:lang w:val="vi-VN"/>
+        </w:rPr>
+        <w:t xml:space="preserve">Nhóm 6 — Thông báo và kiểm duyệt</w:t>
+      </w:r>
+    </w:p>
+    <w:p>
+      <w:pPr>
+        <w:spacing w:line="360" w:lineRule="auto"/>
+        <w:ind w:left="360"/>
+        <w:jc w:val="both"/>
+      </w:pPr>
+      <w:r>
+        <w:rPr>
+          <w:b/>
+          <w:bCs/>
+          <w:lang w:val="vi-VN"/>
+        </w:rPr>
+        <w:t xml:space="preserve">• Notification (notifications) — </w:t>
+      </w:r>
+      <w:r>
+        <w:rPr>
+          <w:lang w:val="vi-VN"/>
+        </w:rPr>
+        <w:t xml:space="preserve">Thông báo đẩy tới người dùng, sinh ra từ sự kiện like/comment/reply/follow/tag (qua Kafka). recipient là người nhận; actor là người gây ra sự kiện (null nếu là thông báo hệ thống). targetId để điều hướng khi bấm vào; isRead đánh dấu đã đọc.</w:t>
+      </w:r>
+    </w:p>
+    <w:p>
+      <w:pPr>
+        <w:spacing w:line="360" w:lineRule="auto"/>
+        <w:ind w:left="360"/>
+        <w:jc w:val="both"/>
+      </w:pPr>
+      <w:r>
+        <w:rPr>
+          <w:b/>
+          <w:bCs/>
+          <w:lang w:val="vi-VN"/>
+        </w:rPr>
+        <w:t xml:space="preserve">• Report (reports) — </w:t>
+      </w:r>
+      <w:r>
+        <w:rPr>
+          <w:lang w:val="vi-VN"/>
+        </w:rPr>
+        <w:t xml:space="preserve">Báo cáo vi phạm theo cơ chế đa hình: targetType (POST/USER) và targetId trỏ tới đối tượng bị báo cáo, không dùng khóa ngoại cứng. reporter là người gửi, reportReason là khóa ngoại tới lý do; status là PENDING → RESOLVED/REJECTED do admin xử lý.</w:t>
+      </w:r>
+    </w:p>
+    <w:p>
+      <w:pPr>
+        <w:spacing w:line="360" w:lineRule="auto"/>
+        <w:ind w:left="360"/>
+        <w:jc w:val="both"/>
+      </w:pPr>
+      <w:r>
+        <w:rPr>
+          <w:b/>
+          <w:bCs/>
+          <w:lang w:val="vi-VN"/>
+        </w:rPr>
+        <w:t xml:space="preserve">• ReportReason (report_reasons) — </w:t>
+      </w:r>
+      <w:r>
+        <w:rPr>
+          <w:lang w:val="vi-VN"/>
+        </w:rPr>
+        <w:t xml:space="preserve">Danh mục lý do báo cáo định nghĩa sẵn (spam, quấy rối, nội dung nhạy cảm…). Một lý do dùng cho nhiều Report (quan hệ 1–N).</w:t>
+      </w:r>
+    </w:p>
+    <w:p>
+      <w:pPr>
+        <w:pStyle w:val="Heading3"/>
+        <w:rPr>
+          <w:lang w:val="vi-VN"/>
+        </w:rPr>
+      </w:pPr>
+      <w:r>
+        <w:rPr>
+          <w:lang w:val="vi-VN"/>
+        </w:rPr>
+        <w:t xml:space="preserve">Bảng tổng hợp mối quan hệ</w:t>
+      </w:r>
+    </w:p>
+    <w:tbl>
+      <w:tblPr>
+        <w:tblStyle w:val="TableGrid"/>
+        <w:tblW w:w="8788" w:type="dxa"/>
+        <w:tblBorders>
+          <w:top w:val="single" w:sz="4" w:space="0" w:color="808080"/>
+          <w:left w:val="single" w:sz="4" w:space="0" w:color="808080"/>
+          <w:bottom w:val="single" w:sz="4" w:space="0" w:color="808080"/>
+          <w:right w:val="single" w:sz="4" w:space="0" w:color="808080"/>
+          <w:insideH w:val="single" w:sz="4" w:space="0" w:color="808080"/>
+          <w:insideV w:val="single" w:sz="4" w:space="0" w:color="808080"/>
+        </w:tblBorders>
+        <w:tblLook w:val="04A0"/>
+      </w:tblPr>
+      <w:tblGrid>
+        <w:gridCol w:w="2100"/>
+        <w:gridCol w:w="2100"/>
+        <w:gridCol w:w="1900"/>
+        <w:gridCol w:w="2688"/>
+      </w:tblGrid>
+      <w:tr>
+        <w:trPr>
+          <w:tblHeader/>
+        </w:trPr>
+        <w:tc>
+          <w:tcPr>
+            <w:tcW w:w="2100" w:type="dxa"/>
+            <w:shd w:val="clear" w:color="auto" w:fill="D9E2F3"/>
+            <w:vAlign w:val="center"/>
+          </w:tcPr>
+          <w:p>
+            <w:pPr>
+              <w:spacing w:line="240" w:lineRule="auto"/>
+              <w:jc w:val="both"/>
+            </w:pPr>
+            <w:r>
+              <w:rPr>
+                <w:b/>
+                <w:bCs/>
+                <w:lang w:val="vi-VN"/>
+              </w:rPr>
+              <w:t xml:space="preserve">Thực thể A</w:t>
+            </w:r>
+          </w:p>
+        </w:tc>
+        <w:tc>
+          <w:tcPr>
+            <w:tcW w:w="2100" w:type="dxa"/>
+            <w:shd w:val="clear" w:color="auto" w:fill="D9E2F3"/>
+            <w:vAlign w:val="center"/>
+          </w:tcPr>
+          <w:p>
+            <w:pPr>
+              <w:spacing w:line="240" w:lineRule="auto"/>
+              <w:jc w:val="both"/>
+            </w:pPr>
+            <w:r>
+              <w:rPr>
+                <w:b/>
+                <w:bCs/>
+                <w:lang w:val="vi-VN"/>
+              </w:rPr>
+              <w:t xml:space="preserve">Quan hệ</w:t>
+            </w:r>
+          </w:p>
+        </w:tc>
+        <w:tc>
+          <w:tcPr>
+            <w:tcW w:w="1900" w:type="dxa"/>
+            <w:shd w:val="clear" w:color="auto" w:fill="D9E2F3"/>
+            <w:vAlign w:val="center"/>
+          </w:tcPr>
+          <w:p>
+            <w:pPr>
+              <w:spacing w:line="240" w:lineRule="auto"/>
+              <w:jc w:val="both"/>
+            </w:pPr>
+            <w:r>
+              <w:rPr>
+                <w:b/>
+                <w:bCs/>
+                <w:lang w:val="vi-VN"/>
+              </w:rPr>
+              <w:t xml:space="preserve">Thực thể B</w:t>
+            </w:r>
+          </w:p>
+        </w:tc>
+        <w:tc>
+          <w:tcPr>
+            <w:tcW w:w="2688" w:type="dxa"/>
+            <w:shd w:val="clear" w:color="auto" w:fill="D9E2F3"/>
+            <w:vAlign w:val="center"/>
+          </w:tcPr>
+          <w:p>
+            <w:pPr>
+              <w:spacing w:line="240" w:lineRule="auto"/>
+              <w:jc w:val="both"/>
+            </w:pPr>
+            <w:r>
+              <w:rPr>
+                <w:b/>
+                <w:bCs/>
+                <w:lang w:val="vi-VN"/>
+              </w:rPr>
+              <w:t xml:space="preserve">Khóa ngoại / Ghi chú</w:t>
+            </w:r>
+          </w:p>
+        </w:tc>
+      </w:tr>
+      <w:tr>
+        <w:tc>
+          <w:tcPr>
+            <w:tcW w:w="2100" w:type="dxa"/>
+            <w:vAlign w:val="center"/>
+          </w:tcPr>
+          <w:p>
+            <w:pPr>
+              <w:spacing w:line="240" w:lineRule="auto"/>
+              <w:jc w:val="both"/>
+            </w:pPr>
+            <w:r>
+              <w:rPr>
+                <w:lang w:val="vi-VN"/>
+              </w:rPr>
+              <w:t xml:space="preserve">User</w:t>
+            </w:r>
+          </w:p>
+        </w:tc>
+        <w:tc>
+          <w:tcPr>
+            <w:tcW w:w="2100" w:type="dxa"/>
+            <w:vAlign w:val="center"/>
+          </w:tcPr>
+          <w:p>
+            <w:pPr>
+              <w:spacing w:line="240" w:lineRule="auto"/>
+              <w:jc w:val="both"/>
+            </w:pPr>
+            <w:r>
+              <w:rPr>
+                <w:lang w:val="vi-VN"/>
+              </w:rPr>
+              <w:t xml:space="preserve">1 — N</w:t>
+            </w:r>
+          </w:p>
+        </w:tc>
+        <w:tc>
+          <w:tcPr>
+            <w:tcW w:w="1900" w:type="dxa"/>
+            <w:vAlign w:val="center"/>
+          </w:tcPr>
+          <w:p>
+            <w:pPr>
+              <w:spacing w:line="240" w:lineRule="auto"/>
+              <w:jc w:val="both"/>
+            </w:pPr>
+            <w:r>
+              <w:rPr>
+                <w:lang w:val="vi-VN"/>
+              </w:rPr>
+              <w:t xml:space="preserve">Post</w:t>
+            </w:r>
+          </w:p>
+        </w:tc>
+        <w:tc>
+          <w:tcPr>
+            <w:tcW w:w="2688" w:type="dxa"/>
+            <w:vAlign w:val="center"/>
+          </w:tcPr>
+          <w:p>
+            <w:pPr>
+              <w:spacing w:line="240" w:lineRule="auto"/>
+              <w:jc w:val="both"/>
+            </w:pPr>
+            <w:r>
+              <w:rPr>
+                <w:lang w:val="vi-VN"/>
+              </w:rPr>
+              <w:t xml:space="preserve">posts.id_user</w:t>
+            </w:r>
+          </w:p>
+        </w:tc>
+      </w:tr>
+      <w:tr>
+        <w:tc>
+          <w:tcPr>
+            <w:tcW w:w="2100" w:type="dxa"/>
+            <w:vAlign w:val="center"/>
+          </w:tcPr>
+          <w:p>
+            <w:pPr>
+              <w:spacing w:line="240" w:lineRule="auto"/>
+              <w:jc w:val="both"/>
+            </w:pPr>
+            <w:r>
+              <w:rPr>
+                <w:lang w:val="vi-VN"/>
+              </w:rPr>
+              <w:t xml:space="preserve">User</w:t>
+            </w:r>
+          </w:p>
+        </w:tc>
+        <w:tc>
+          <w:tcPr>
+            <w:tcW w:w="2100" w:type="dxa"/>
+            <w:vAlign w:val="center"/>
+          </w:tcPr>
+          <w:p>
+            <w:pPr>
+              <w:spacing w:line="240" w:lineRule="auto"/>
+              <w:jc w:val="both"/>
+            </w:pPr>
+            <w:r>
+              <w:rPr>
+                <w:lang w:val="vi-VN"/>
+              </w:rPr>
+              <w:t xml:space="preserve">1 — N</w:t>
+            </w:r>
+          </w:p>
+        </w:tc>
+        <w:tc>
+          <w:tcPr>
+            <w:tcW w:w="1900" w:type="dxa"/>
+            <w:vAlign w:val="center"/>
+          </w:tcPr>
+          <w:p>
+            <w:pPr>
+              <w:spacing w:line="240" w:lineRule="auto"/>
+              <w:jc w:val="both"/>
+            </w:pPr>
+            <w:r>
+              <w:rPr>
+                <w:lang w:val="vi-VN"/>
+              </w:rPr>
+              <w:t xml:space="preserve">Comment</w:t>
+            </w:r>
+          </w:p>
+        </w:tc>
+        <w:tc>
+          <w:tcPr>
+            <w:tcW w:w="2688" w:type="dxa"/>
+            <w:vAlign w:val="center"/>
+          </w:tcPr>
+          <w:p>
+            <w:pPr>
+              <w:spacing w:line="240" w:lineRule="auto"/>
+              <w:jc w:val="both"/>
+            </w:pPr>
+            <w:r>
+              <w:rPr>
+                <w:lang w:val="vi-VN"/>
+              </w:rPr>
+              <w:t xml:space="preserve">comments.id_user</w:t>
+            </w:r>
+          </w:p>
+        </w:tc>
+      </w:tr>
+      <w:tr>
+        <w:tc>
+          <w:tcPr>
+            <w:tcW w:w="2100" w:type="dxa"/>
+            <w:vAlign w:val="center"/>
+          </w:tcPr>
+          <w:p>
+            <w:pPr>
+              <w:spacing w:line="240" w:lineRule="auto"/>
+              <w:jc w:val="both"/>
+            </w:pPr>
+            <w:r>
+              <w:rPr>
+                <w:lang w:val="vi-VN"/>
+              </w:rPr>
+              <w:t xml:space="preserve">Post</w:t>
+            </w:r>
+          </w:p>
+        </w:tc>
+        <w:tc>
+          <w:tcPr>
+            <w:tcW w:w="2100" w:type="dxa"/>
+            <w:vAlign w:val="center"/>
+          </w:tcPr>
+          <w:p>
+            <w:pPr>
+              <w:spacing w:line="240" w:lineRule="auto"/>
+              <w:jc w:val="both"/>
+            </w:pPr>
+            <w:r>
+              <w:rPr>
+                <w:lang w:val="vi-VN"/>
+              </w:rPr>
+              <w:t xml:space="preserve">1 — N</w:t>
+            </w:r>
+          </w:p>
+        </w:tc>
+        <w:tc>
+          <w:tcPr>
+            <w:tcW w:w="1900" w:type="dxa"/>
+            <w:vAlign w:val="center"/>
+          </w:tcPr>
+          <w:p>
+            <w:pPr>
+              <w:spacing w:line="240" w:lineRule="auto"/>
+              <w:jc w:val="both"/>
+            </w:pPr>
+            <w:r>
+              <w:rPr>
+                <w:lang w:val="vi-VN"/>
+              </w:rPr>
+              <w:t xml:space="preserve">Comment</w:t>
+            </w:r>
+          </w:p>
+        </w:tc>
+        <w:tc>
+          <w:tcPr>
+            <w:tcW w:w="2688" w:type="dxa"/>
+            <w:vAlign w:val="center"/>
+          </w:tcPr>
+          <w:p>
+            <w:pPr>
+              <w:spacing w:line="240" w:lineRule="auto"/>
+              <w:jc w:val="both"/>
+            </w:pPr>
+            <w:r>
+              <w:rPr>
+                <w:lang w:val="vi-VN"/>
+              </w:rPr>
+              <w:t xml:space="preserve">comments.id_post</w:t>
+            </w:r>
+          </w:p>
+        </w:tc>
+      </w:tr>
+      <w:tr>
+        <w:tc>
+          <w:tcPr>
+            <w:tcW w:w="2100" w:type="dxa"/>
+            <w:vAlign w:val="center"/>
+          </w:tcPr>
+          <w:p>
+            <w:pPr>
+              <w:spacing w:line="240" w:lineRule="auto"/>
+              <w:jc w:val="both"/>
+            </w:pPr>
+            <w:r>
+              <w:rPr>
+                <w:lang w:val="vi-VN"/>
+              </w:rPr>
+              <w:t xml:space="preserve">Comment</w:t>
+            </w:r>
+          </w:p>
+        </w:tc>
+        <w:tc>
+          <w:tcPr>
+            <w:tcW w:w="2100" w:type="dxa"/>
+            <w:vAlign w:val="center"/>
+          </w:tcPr>
+          <w:p>
+            <w:pPr>
+              <w:spacing w:line="240" w:lineRule="auto"/>
+              <w:jc w:val="both"/>
+            </w:pPr>
+            <w:r>
+              <w:rPr>
+                <w:lang w:val="vi-VN"/>
+              </w:rPr>
+              <w:t xml:space="preserve">1 — N (tự tham chiếu)</w:t>
+            </w:r>
+          </w:p>
+        </w:tc>
+        <w:tc>
+          <w:tcPr>
+            <w:tcW w:w="1900" w:type="dxa"/>
+            <w:vAlign w:val="center"/>
+          </w:tcPr>
+          <w:p>
+            <w:pPr>
+              <w:spacing w:line="240" w:lineRule="auto"/>
+              <w:jc w:val="both"/>
+            </w:pPr>
+            <w:r>
+              <w:rPr>
+                <w:lang w:val="vi-VN"/>
+              </w:rPr>
+              <w:t xml:space="preserve">Comment</w:t>
+            </w:r>
+          </w:p>
+        </w:tc>
+        <w:tc>
+          <w:tcPr>
+            <w:tcW w:w="2688" w:type="dxa"/>
+            <w:vAlign w:val="center"/>
+          </w:tcPr>
+          <w:p>
+            <w:pPr>
+              <w:spacing w:line="240" w:lineRule="auto"/>
+              <w:jc w:val="both"/>
+            </w:pPr>
+            <w:r>
+              <w:rPr>
+                <w:lang w:val="vi-VN"/>
+              </w:rPr>
+              <w:t xml:space="preserve">comments.id_parent_comment</w:t>
+            </w:r>
+          </w:p>
+        </w:tc>
+      </w:tr>
+      <w:tr>
+        <w:tc>
+          <w:tcPr>
+            <w:tcW w:w="2100" w:type="dxa"/>
+            <w:vAlign w:val="center"/>
+          </w:tcPr>
+          <w:p>
+            <w:pPr>
+              <w:spacing w:line="240" w:lineRule="auto"/>
+              <w:jc w:val="both"/>
+            </w:pPr>
+            <w:r>
+              <w:rPr>
+                <w:lang w:val="vi-VN"/>
+              </w:rPr>
+              <w:t xml:space="preserve">Post</w:t>
+            </w:r>
+          </w:p>
+        </w:tc>
+        <w:tc>
+          <w:tcPr>
+            <w:tcW w:w="2100" w:type="dxa"/>
+            <w:vAlign w:val="center"/>
+          </w:tcPr>
+          <w:p>
+            <w:pPr>
+              <w:spacing w:line="240" w:lineRule="auto"/>
+              <w:jc w:val="both"/>
+            </w:pPr>
+            <w:r>
+              <w:rPr>
+                <w:lang w:val="vi-VN"/>
+              </w:rPr>
+              <w:t xml:space="preserve">1 — N</w:t>
+            </w:r>
+          </w:p>
+        </w:tc>
+        <w:tc>
+          <w:tcPr>
+            <w:tcW w:w="1900" w:type="dxa"/>
+            <w:vAlign w:val="center"/>
+          </w:tcPr>
+          <w:p>
+            <w:pPr>
+              <w:spacing w:line="240" w:lineRule="auto"/>
+              <w:jc w:val="both"/>
+            </w:pPr>
+            <w:r>
+              <w:rPr>
+                <w:lang w:val="vi-VN"/>
+              </w:rPr>
+              <w:t xml:space="preserve">PostMedia</w:t>
+            </w:r>
+          </w:p>
+        </w:tc>
+        <w:tc>
+          <w:tcPr>
+            <w:tcW w:w="2688" w:type="dxa"/>
+            <w:vAlign w:val="center"/>
+          </w:tcPr>
+          <w:p>
+            <w:pPr>
+              <w:spacing w:line="240" w:lineRule="auto"/>
+              <w:jc w:val="both"/>
+            </w:pPr>
+            <w:r>
+              <w:rPr>
+                <w:lang w:val="vi-VN"/>
+              </w:rPr>
+              <w:t xml:space="preserve">post_media.id_post</w:t>
+            </w:r>
+          </w:p>
+        </w:tc>
+      </w:tr>
+      <w:tr>
+        <w:tc>
+          <w:tcPr>
+            <w:tcW w:w="2100" w:type="dxa"/>
+            <w:vAlign w:val="center"/>
+          </w:tcPr>
+          <w:p>
+            <w:pPr>
+              <w:spacing w:line="240" w:lineRule="auto"/>
+              <w:jc w:val="both"/>
+            </w:pPr>
+            <w:r>
+              <w:rPr>
+                <w:lang w:val="vi-VN"/>
+              </w:rPr>
+              <w:t xml:space="preserve">Post</w:t>
+            </w:r>
+          </w:p>
+        </w:tc>
+        <w:tc>
+          <w:tcPr>
+            <w:tcW w:w="2100" w:type="dxa"/>
+            <w:vAlign w:val="center"/>
+          </w:tcPr>
+          <w:p>
+            <w:pPr>
+              <w:spacing w:line="240" w:lineRule="auto"/>
+              <w:jc w:val="both"/>
+            </w:pPr>
+            <w:r>
+              <w:rPr>
+                <w:lang w:val="vi-VN"/>
+              </w:rPr>
+              <w:t xml:space="preserve">N — M</w:t>
+            </w:r>
+          </w:p>
+        </w:tc>
+        <w:tc>
+          <w:tcPr>
+            <w:tcW w:w="1900" w:type="dxa"/>
+            <w:vAlign w:val="center"/>
+          </w:tcPr>
+          <w:p>
+            <w:pPr>
+              <w:spacing w:line="240" w:lineRule="auto"/>
+              <w:jc w:val="both"/>
+            </w:pPr>
+            <w:r>
+              <w:rPr>
+                <w:lang w:val="vi-VN"/>
+              </w:rPr>
+              <w:t xml:space="preserve">Hashtag</w:t>
+            </w:r>
+          </w:p>
+        </w:tc>
+        <w:tc>
+          <w:tcPr>
+            <w:tcW w:w="2688" w:type="dxa"/>
+            <w:vAlign w:val="center"/>
+          </w:tcPr>
+          <w:p>
+            <w:pPr>
+              <w:spacing w:line="240" w:lineRule="auto"/>
+              <w:jc w:val="both"/>
+            </w:pPr>
+            <w:r>
+              <w:rPr>
+                <w:lang w:val="vi-VN"/>
+              </w:rPr>
+              <w:t xml:space="preserve">qua PostHashtag (PK tổ hợp)</w:t>
+            </w:r>
+          </w:p>
+        </w:tc>
+      </w:tr>
+      <w:tr>
+        <w:tc>
+          <w:tcPr>
+            <w:tcW w:w="2100" w:type="dxa"/>
+            <w:vAlign w:val="center"/>
+          </w:tcPr>
+          <w:p>
+            <w:pPr>
+              <w:spacing w:line="240" w:lineRule="auto"/>
+              <w:jc w:val="both"/>
+            </w:pPr>
+            <w:r>
+              <w:rPr>
+                <w:lang w:val="vi-VN"/>
+              </w:rPr>
+              <w:t xml:space="preserve">Post</w:t>
+            </w:r>
+          </w:p>
+        </w:tc>
+        <w:tc>
+          <w:tcPr>
+            <w:tcW w:w="2100" w:type="dxa"/>
+            <w:vAlign w:val="center"/>
+          </w:tcPr>
+          <w:p>
+            <w:pPr>
+              <w:spacing w:line="240" w:lineRule="auto"/>
+              <w:jc w:val="both"/>
+            </w:pPr>
+            <w:r>
+              <w:rPr>
+                <w:lang w:val="vi-VN"/>
+              </w:rPr>
+              <w:t xml:space="preserve">N — M</w:t>
+            </w:r>
+          </w:p>
+        </w:tc>
+        <w:tc>
+          <w:tcPr>
+            <w:tcW w:w="1900" w:type="dxa"/>
+            <w:vAlign w:val="center"/>
+          </w:tcPr>
+          <w:p>
+            <w:pPr>
+              <w:spacing w:line="240" w:lineRule="auto"/>
+              <w:jc w:val="both"/>
+            </w:pPr>
+            <w:r>
+              <w:rPr>
+                <w:lang w:val="vi-VN"/>
+              </w:rPr>
+              <w:t xml:space="preserve">User</w:t>
+            </w:r>
+          </w:p>
+        </w:tc>
+        <w:tc>
+          <w:tcPr>
+            <w:tcW w:w="2688" w:type="dxa"/>
+            <w:vAlign w:val="center"/>
+          </w:tcPr>
+          <w:p>
+            <w:pPr>
+              <w:spacing w:line="240" w:lineRule="auto"/>
+              <w:jc w:val="both"/>
+            </w:pPr>
+            <w:r>
+              <w:rPr>
+                <w:lang w:val="vi-VN"/>
+              </w:rPr>
+              <w:t xml:space="preserve">qua PostUserTag (PK tổ hợp)</w:t>
+            </w:r>
+          </w:p>
+        </w:tc>
+      </w:tr>
+      <w:tr>
+        <w:tc>
+          <w:tcPr>
+            <w:tcW w:w="2100" w:type="dxa"/>
+            <w:vAlign w:val="center"/>
+          </w:tcPr>
+          <w:p>
+            <w:pPr>
+              <w:spacing w:line="240" w:lineRule="auto"/>
+              <w:jc w:val="both"/>
+            </w:pPr>
+            <w:r>
+              <w:rPr>
+                <w:lang w:val="vi-VN"/>
+              </w:rPr>
+              <w:t xml:space="preserve">Story</w:t>
+            </w:r>
+          </w:p>
+        </w:tc>
+        <w:tc>
+          <w:tcPr>
+            <w:tcW w:w="2100" w:type="dxa"/>
+            <w:vAlign w:val="center"/>
+          </w:tcPr>
+          <w:p>
+            <w:pPr>
+              <w:spacing w:line="240" w:lineRule="auto"/>
+              <w:jc w:val="both"/>
+            </w:pPr>
+            <w:r>
+              <w:rPr>
+                <w:lang w:val="vi-VN"/>
+              </w:rPr>
+              <w:t xml:space="preserve">N — M</w:t>
+            </w:r>
+          </w:p>
+        </w:tc>
+        <w:tc>
+          <w:tcPr>
+            <w:tcW w:w="1900" w:type="dxa"/>
+            <w:vAlign w:val="center"/>
+          </w:tcPr>
+          <w:p>
+            <w:pPr>
+              <w:spacing w:line="240" w:lineRule="auto"/>
+              <w:jc w:val="both"/>
+            </w:pPr>
+            <w:r>
+              <w:rPr>
+                <w:lang w:val="vi-VN"/>
+              </w:rPr>
+              <w:t xml:space="preserve">User</w:t>
+            </w:r>
+          </w:p>
+        </w:tc>
+        <w:tc>
+          <w:tcPr>
+            <w:tcW w:w="2688" w:type="dxa"/>
+            <w:vAlign w:val="center"/>
+          </w:tcPr>
+          <w:p>
+            <w:pPr>
+              <w:spacing w:line="240" w:lineRule="auto"/>
+              <w:jc w:val="both"/>
+            </w:pPr>
+            <w:r>
+              <w:rPr>
+                <w:lang w:val="vi-VN"/>
+              </w:rPr>
+              <w:t xml:space="preserve">qua StoryView (PK tổ hợp)</w:t>
+            </w:r>
+          </w:p>
+        </w:tc>
+      </w:tr>
+      <w:tr>
+        <w:tc>
+          <w:tcPr>
+            <w:tcW w:w="2100" w:type="dxa"/>
+            <w:vAlign w:val="center"/>
+          </w:tcPr>
+          <w:p>
+            <w:pPr>
+              <w:spacing w:line="240" w:lineRule="auto"/>
+              <w:jc w:val="both"/>
+            </w:pPr>
+            <w:r>
+              <w:rPr>
+                <w:lang w:val="vi-VN"/>
+              </w:rPr>
+              <w:t xml:space="preserve">User</w:t>
+            </w:r>
+          </w:p>
+        </w:tc>
+        <w:tc>
+          <w:tcPr>
+            <w:tcW w:w="2100" w:type="dxa"/>
+            <w:vAlign w:val="center"/>
+          </w:tcPr>
+          <w:p>
+            <w:pPr>
+              <w:spacing w:line="240" w:lineRule="auto"/>
+              <w:jc w:val="both"/>
+            </w:pPr>
+            <w:r>
+              <w:rPr>
+                <w:lang w:val="vi-VN"/>
+              </w:rPr>
+              <w:t xml:space="preserve">N — M</w:t>
+            </w:r>
+          </w:p>
+        </w:tc>
+        <w:tc>
+          <w:tcPr>
+            <w:tcW w:w="1900" w:type="dxa"/>
+            <w:vAlign w:val="center"/>
+          </w:tcPr>
+          <w:p>
+            <w:pPr>
+              <w:spacing w:line="240" w:lineRule="auto"/>
+              <w:jc w:val="both"/>
+            </w:pPr>
+            <w:r>
+              <w:rPr>
+                <w:lang w:val="vi-VN"/>
+              </w:rPr>
+              <w:t xml:space="preserve">User</w:t>
+            </w:r>
+          </w:p>
+        </w:tc>
+        <w:tc>
+          <w:tcPr>
+            <w:tcW w:w="2688" w:type="dxa"/>
+            <w:vAlign w:val="center"/>
+          </w:tcPr>
+          <w:p>
+            <w:pPr>
+              <w:spacing w:line="240" w:lineRule="auto"/>
+              <w:jc w:val="both"/>
+            </w:pPr>
+            <w:r>
+              <w:rPr>
+                <w:lang w:val="vi-VN"/>
+              </w:rPr>
+              <w:t xml:space="preserve">qua Followership (checked/follower)</w:t>
+            </w:r>
+          </w:p>
+        </w:tc>
+      </w:tr>
+      <w:tr>
+        <w:tc>
+          <w:tcPr>
+            <w:tcW w:w="2100" w:type="dxa"/>
+            <w:vAlign w:val="center"/>
+          </w:tcPr>
+          <w:p>
+            <w:pPr>
+              <w:spacing w:line="240" w:lineRule="auto"/>
+              <w:jc w:val="both"/>
+            </w:pPr>
+            <w:r>
+              <w:rPr>
+                <w:lang w:val="vi-VN"/>
+              </w:rPr>
+              <w:t xml:space="preserve">Conversation</w:t>
+            </w:r>
+          </w:p>
+        </w:tc>
+        <w:tc>
+          <w:tcPr>
+            <w:tcW w:w="2100" w:type="dxa"/>
+            <w:vAlign w:val="center"/>
+          </w:tcPr>
+          <w:p>
+            <w:pPr>
+              <w:spacing w:line="240" w:lineRule="auto"/>
+              <w:jc w:val="both"/>
+            </w:pPr>
+            <w:r>
+              <w:rPr>
+                <w:lang w:val="vi-VN"/>
+              </w:rPr>
+              <w:t xml:space="preserve">N — M</w:t>
+            </w:r>
+          </w:p>
+        </w:tc>
+        <w:tc>
+          <w:tcPr>
+            <w:tcW w:w="1900" w:type="dxa"/>
+            <w:vAlign w:val="center"/>
+          </w:tcPr>
+          <w:p>
+            <w:pPr>
+              <w:spacing w:line="240" w:lineRule="auto"/>
+              <w:jc w:val="both"/>
+            </w:pPr>
+            <w:r>
+              <w:rPr>
+                <w:lang w:val="vi-VN"/>
+              </w:rPr>
+              <w:t xml:space="preserve">User</w:t>
+            </w:r>
+          </w:p>
+        </w:tc>
+        <w:tc>
+          <w:tcPr>
+            <w:tcW w:w="2688" w:type="dxa"/>
+            <w:vAlign w:val="center"/>
+          </w:tcPr>
+          <w:p>
+            <w:pPr>
+              <w:spacing w:line="240" w:lineRule="auto"/>
+              <w:jc w:val="both"/>
+            </w:pPr>
+            <w:r>
+              <w:rPr>
+                <w:lang w:val="vi-VN"/>
+              </w:rPr>
+              <w:t xml:space="preserve">qua Participant</w:t>
+            </w:r>
+          </w:p>
+        </w:tc>
+      </w:tr>
+      <w:tr>
+        <w:tc>
+          <w:tcPr>
+            <w:tcW w:w="2100" w:type="dxa"/>
+            <w:vAlign w:val="center"/>
+          </w:tcPr>
+          <w:p>
+            <w:pPr>
+              <w:spacing w:line="240" w:lineRule="auto"/>
+              <w:jc w:val="both"/>
+            </w:pPr>
+            <w:r>
+              <w:rPr>
+                <w:lang w:val="vi-VN"/>
+              </w:rPr>
+              <w:t xml:space="preserve">Conversation</w:t>
+            </w:r>
+          </w:p>
+        </w:tc>
+        <w:tc>
+          <w:tcPr>
+            <w:tcW w:w="2100" w:type="dxa"/>
+            <w:vAlign w:val="center"/>
+          </w:tcPr>
+          <w:p>
+            <w:pPr>
+              <w:spacing w:line="240" w:lineRule="auto"/>
+              <w:jc w:val="both"/>
+            </w:pPr>
+            <w:r>
+              <w:rPr>
+                <w:lang w:val="vi-VN"/>
+              </w:rPr>
+              <w:t xml:space="preserve">1 — N</w:t>
+            </w:r>
+          </w:p>
+        </w:tc>
+        <w:tc>
+          <w:tcPr>
+            <w:tcW w:w="1900" w:type="dxa"/>
+            <w:vAlign w:val="center"/>
+          </w:tcPr>
+          <w:p>
+            <w:pPr>
+              <w:spacing w:line="240" w:lineRule="auto"/>
+              <w:jc w:val="both"/>
+            </w:pPr>
+            <w:r>
+              <w:rPr>
+                <w:lang w:val="vi-VN"/>
+              </w:rPr>
+              <w:t xml:space="preserve">Messages</w:t>
+            </w:r>
+          </w:p>
+        </w:tc>
+        <w:tc>
+          <w:tcPr>
+            <w:tcW w:w="2688" w:type="dxa"/>
+            <w:vAlign w:val="center"/>
+          </w:tcPr>
+          <w:p>
+            <w:pPr>
+              <w:spacing w:line="240" w:lineRule="auto"/>
+              <w:jc w:val="both"/>
+            </w:pPr>
+            <w:r>
+              <w:rPr>
+                <w:lang w:val="vi-VN"/>
+              </w:rPr>
+              <w:t xml:space="preserve">messages.id_conversation</w:t>
+            </w:r>
+          </w:p>
+        </w:tc>
+      </w:tr>
+      <w:tr>
+        <w:tc>
+          <w:tcPr>
+            <w:tcW w:w="2100" w:type="dxa"/>
+            <w:vAlign w:val="center"/>
+          </w:tcPr>
+          <w:p>
+            <w:pPr>
+              <w:spacing w:line="240" w:lineRule="auto"/>
+              <w:jc w:val="both"/>
+            </w:pPr>
+            <w:r>
+              <w:rPr>
+                <w:lang w:val="vi-VN"/>
+              </w:rPr>
+              <w:t xml:space="preserve">User</w:t>
+            </w:r>
+          </w:p>
+        </w:tc>
+        <w:tc>
+          <w:tcPr>
+            <w:tcW w:w="2100" w:type="dxa"/>
+            <w:vAlign w:val="center"/>
+          </w:tcPr>
+          <w:p>
+            <w:pPr>
+              <w:spacing w:line="240" w:lineRule="auto"/>
+              <w:jc w:val="both"/>
+            </w:pPr>
+            <w:r>
+              <w:rPr>
+                <w:lang w:val="vi-VN"/>
+              </w:rPr>
+              <w:t xml:space="preserve">1 — N</w:t>
+            </w:r>
+          </w:p>
+        </w:tc>
+        <w:tc>
+          <w:tcPr>
+            <w:tcW w:w="1900" w:type="dxa"/>
+            <w:vAlign w:val="center"/>
+          </w:tcPr>
+          <w:p>
+            <w:pPr>
+              <w:spacing w:line="240" w:lineRule="auto"/>
+              <w:jc w:val="both"/>
+            </w:pPr>
+            <w:r>
+              <w:rPr>
+                <w:lang w:val="vi-VN"/>
+              </w:rPr>
+              <w:t xml:space="preserve">Messages</w:t>
+            </w:r>
+          </w:p>
+        </w:tc>
+        <w:tc>
+          <w:tcPr>
+            <w:tcW w:w="2688" w:type="dxa"/>
+            <w:vAlign w:val="center"/>
+          </w:tcPr>
+          <w:p>
+            <w:pPr>
+              <w:spacing w:line="240" w:lineRule="auto"/>
+              <w:jc w:val="both"/>
+            </w:pPr>
+            <w:r>
+              <w:rPr>
+                <w:lang w:val="vi-VN"/>
+              </w:rPr>
+              <w:t xml:space="preserve">messages.id_user_transmitter</w:t>
+            </w:r>
+          </w:p>
+        </w:tc>
+      </w:tr>
+      <w:tr>
+        <w:tc>
+          <w:tcPr>
+            <w:tcW w:w="2100" w:type="dxa"/>
+            <w:vAlign w:val="center"/>
+          </w:tcPr>
+          <w:p>
+            <w:pPr>
+              <w:spacing w:line="240" w:lineRule="auto"/>
+              <w:jc w:val="both"/>
+            </w:pPr>
+            <w:r>
+              <w:rPr>
+                <w:lang w:val="vi-VN"/>
+              </w:rPr>
+              <w:t xml:space="preserve">Messages</w:t>
+            </w:r>
+          </w:p>
+        </w:tc>
+        <w:tc>
+          <w:tcPr>
+            <w:tcW w:w="2100" w:type="dxa"/>
+            <w:vAlign w:val="center"/>
+          </w:tcPr>
+          <w:p>
+            <w:pPr>
+              <w:spacing w:line="240" w:lineRule="auto"/>
+              <w:jc w:val="both"/>
+            </w:pPr>
+            <w:r>
+              <w:rPr>
+                <w:lang w:val="vi-VN"/>
+              </w:rPr>
+              <w:t xml:space="preserve">N — 0..1</w:t>
+            </w:r>
+          </w:p>
+        </w:tc>
+        <w:tc>
+          <w:tcPr>
+            <w:tcW w:w="1900" w:type="dxa"/>
+            <w:vAlign w:val="center"/>
+          </w:tcPr>
+          <w:p>
+            <w:pPr>
+              <w:spacing w:line="240" w:lineRule="auto"/>
+              <w:jc w:val="both"/>
+            </w:pPr>
+            <w:r>
+              <w:rPr>
+                <w:lang w:val="vi-VN"/>
+              </w:rPr>
+              <w:t xml:space="preserve">Post</w:t>
+            </w:r>
+          </w:p>
+        </w:tc>
+        <w:tc>
+          <w:tcPr>
+            <w:tcW w:w="2688" w:type="dxa"/>
+            <w:vAlign w:val="center"/>
+          </w:tcPr>
+          <w:p>
+            <w:pPr>
+              <w:spacing w:line="240" w:lineRule="auto"/>
+              <w:jc w:val="both"/>
+            </w:pPr>
+            <w:r>
+              <w:rPr>
+                <w:lang w:val="vi-VN"/>
+              </w:rPr>
+              <w:t xml:space="preserve">messages.id_shared_post</w:t>
+            </w:r>
+          </w:p>
+        </w:tc>
+      </w:tr>
+      <w:tr>
+        <w:tc>
+          <w:tcPr>
+            <w:tcW w:w="2100" w:type="dxa"/>
+            <w:vAlign w:val="center"/>
+          </w:tcPr>
+          <w:p>
+            <w:pPr>
+              <w:spacing w:line="240" w:lineRule="auto"/>
+              <w:jc w:val="both"/>
+            </w:pPr>
+            <w:r>
+              <w:rPr>
+                <w:lang w:val="vi-VN"/>
+              </w:rPr>
+              <w:t xml:space="preserve">User</w:t>
+            </w:r>
+          </w:p>
+        </w:tc>
+        <w:tc>
+          <w:tcPr>
+            <w:tcW w:w="2100" w:type="dxa"/>
+            <w:vAlign w:val="center"/>
+          </w:tcPr>
+          <w:p>
+            <w:pPr>
+              <w:spacing w:line="240" w:lineRule="auto"/>
+              <w:jc w:val="both"/>
+            </w:pPr>
+            <w:r>
+              <w:rPr>
+                <w:lang w:val="vi-VN"/>
+              </w:rPr>
+              <w:t xml:space="preserve">1 — N</w:t>
+            </w:r>
+          </w:p>
+        </w:tc>
+        <w:tc>
+          <w:tcPr>
+            <w:tcW w:w="1900" w:type="dxa"/>
+            <w:vAlign w:val="center"/>
+          </w:tcPr>
+          <w:p>
+            <w:pPr>
+              <w:spacing w:line="240" w:lineRule="auto"/>
+              <w:jc w:val="both"/>
+            </w:pPr>
+            <w:r>
+              <w:rPr>
+                <w:lang w:val="vi-VN"/>
+              </w:rPr>
+              <w:t xml:space="preserve">Notification</w:t>
+            </w:r>
+          </w:p>
+        </w:tc>
+        <w:tc>
+          <w:tcPr>
+            <w:tcW w:w="2688" w:type="dxa"/>
+            <w:vAlign w:val="center"/>
+          </w:tcPr>
+          <w:p>
+            <w:pPr>
+              <w:spacing w:line="240" w:lineRule="auto"/>
+              <w:jc w:val="both"/>
+            </w:pPr>
+            <w:r>
+              <w:rPr>
+                <w:lang w:val="vi-VN"/>
+              </w:rPr>
+              <w:t xml:space="preserve">id_recipient / id_actor</w:t>
+            </w:r>
+          </w:p>
+        </w:tc>
+      </w:tr>
+      <w:tr>
+        <w:tc>
+          <w:tcPr>
+            <w:tcW w:w="2100" w:type="dxa"/>
+            <w:vAlign w:val="center"/>
+          </w:tcPr>
+          <w:p>
+            <w:pPr>
+              <w:spacing w:line="240" w:lineRule="auto"/>
+              <w:jc w:val="both"/>
+            </w:pPr>
+            <w:r>
+              <w:rPr>
+                <w:lang w:val="vi-VN"/>
+              </w:rPr>
+              <w:t xml:space="preserve">ReportReason</w:t>
+            </w:r>
+          </w:p>
+        </w:tc>
+        <w:tc>
+          <w:tcPr>
+            <w:tcW w:w="2100" w:type="dxa"/>
+            <w:vAlign w:val="center"/>
+          </w:tcPr>
+          <w:p>
+            <w:pPr>
+              <w:spacing w:line="240" w:lineRule="auto"/>
+              <w:jc w:val="both"/>
+            </w:pPr>
+            <w:r>
+              <w:rPr>
+                <w:lang w:val="vi-VN"/>
+              </w:rPr>
+              <w:t xml:space="preserve">1 — N</w:t>
+            </w:r>
+          </w:p>
+        </w:tc>
+        <w:tc>
+          <w:tcPr>
+            <w:tcW w:w="1900" w:type="dxa"/>
+            <w:vAlign w:val="center"/>
+          </w:tcPr>
+          <w:p>
+            <w:pPr>
+              <w:spacing w:line="240" w:lineRule="auto"/>
+              <w:jc w:val="both"/>
+            </w:pPr>
+            <w:r>
+              <w:rPr>
+                <w:lang w:val="vi-VN"/>
+              </w:rPr>
+              <w:t xml:space="preserve">Report</w:t>
+            </w:r>
+          </w:p>
+        </w:tc>
+        <w:tc>
+          <w:tcPr>
+            <w:tcW w:w="2688" w:type="dxa"/>
+            <w:vAlign w:val="center"/>
+          </w:tcPr>
+          <w:p>
+            <w:pPr>
+              <w:spacing w:line="240" w:lineRule="auto"/>
+              <w:jc w:val="both"/>
+            </w:pPr>
+            <w:r>
+              <w:rPr>
+                <w:lang w:val="vi-VN"/>
+              </w:rPr>
+              <w:t xml:space="preserve">reports.id_report_reason</w:t>
+            </w:r>
+          </w:p>
+        </w:tc>
+      </w:tr>
+      <w:tr>
+        <w:tc>
+          <w:tcPr>
+            <w:tcW w:w="2100" w:type="dxa"/>
+            <w:vAlign w:val="center"/>
+          </w:tcPr>
+          <w:p>
+            <w:pPr>
+              <w:spacing w:line="240" w:lineRule="auto"/>
+              <w:jc w:val="both"/>
+            </w:pPr>
+            <w:r>
+              <w:rPr>
+                <w:lang w:val="vi-VN"/>
+              </w:rPr>
+              <w:t xml:space="preserve">User</w:t>
+            </w:r>
+          </w:p>
+        </w:tc>
+        <w:tc>
+          <w:tcPr>
+            <w:tcW w:w="2100" w:type="dxa"/>
+            <w:vAlign w:val="center"/>
+          </w:tcPr>
+          <w:p>
+            <w:pPr>
+              <w:spacing w:line="240" w:lineRule="auto"/>
+              <w:jc w:val="both"/>
+            </w:pPr>
+            <w:r>
+              <w:rPr>
+                <w:lang w:val="vi-VN"/>
+              </w:rPr>
+              <w:t xml:space="preserve">1 — N</w:t>
+            </w:r>
+          </w:p>
+        </w:tc>
+        <w:tc>
+          <w:tcPr>
+            <w:tcW w:w="1900" w:type="dxa"/>
+            <w:vAlign w:val="center"/>
+          </w:tcPr>
+          <w:p>
+            <w:pPr>
+              <w:spacing w:line="240" w:lineRule="auto"/>
+              <w:jc w:val="both"/>
+            </w:pPr>
+            <w:r>
+              <w:rPr>
+                <w:lang w:val="vi-VN"/>
+              </w:rPr>
+              <w:t xml:space="preserve">Report</w:t>
+            </w:r>
+          </w:p>
+        </w:tc>
+        <w:tc>
+          <w:tcPr>
+            <w:tcW w:w="2688" w:type="dxa"/>
+            <w:vAlign w:val="center"/>
+          </w:tcPr>
+          <w:p>
+            <w:pPr>
+              <w:spacing w:line="240" w:lineRule="auto"/>
+              <w:jc w:val="both"/>
+            </w:pPr>
+            <w:r>
+              <w:rPr>
+                <w:lang w:val="vi-VN"/>
+              </w:rPr>
+              <w:t xml:space="preserve">reports.id_reporter</w:t>
+            </w:r>
+          </w:p>
+        </w:tc>
+      </w:tr>
+      <w:tr>
+        <w:tc>
+          <w:tcPr>
+            <w:tcW w:w="2100" w:type="dxa"/>
+            <w:vAlign w:val="center"/>
+          </w:tcPr>
+          <w:p>
+            <w:pPr>
+              <w:spacing w:line="240" w:lineRule="auto"/>
+              <w:jc w:val="both"/>
+            </w:pPr>
+            <w:r>
+              <w:rPr>
+                <w:lang w:val="vi-VN"/>
+              </w:rPr>
+              <w:t xml:space="preserve">Like</w:t>
+            </w:r>
+          </w:p>
+        </w:tc>
+        <w:tc>
+          <w:tcPr>
+            <w:tcW w:w="2100" w:type="dxa"/>
+            <w:vAlign w:val="center"/>
+          </w:tcPr>
+          <w:p>
+            <w:pPr>
+              <w:spacing w:line="240" w:lineRule="auto"/>
+              <w:jc w:val="both"/>
+            </w:pPr>
+            <w:r>
+              <w:rPr>
+                <w:lang w:val="vi-VN"/>
+              </w:rPr>
+              <w:t xml:space="preserve">đa hình</w:t>
+            </w:r>
+          </w:p>
+        </w:tc>
+        <w:tc>
+          <w:tcPr>
+            <w:tcW w:w="1900" w:type="dxa"/>
+            <w:vAlign w:val="center"/>
+          </w:tcPr>
+          <w:p>
+            <w:pPr>
+              <w:spacing w:line="240" w:lineRule="auto"/>
+              <w:jc w:val="both"/>
+            </w:pPr>
+            <w:r>
+              <w:rPr>
+                <w:lang w:val="vi-VN"/>
+              </w:rPr>
+              <w:t xml:space="preserve">Post / Comment</w:t>
+            </w:r>
+          </w:p>
+        </w:tc>
+        <w:tc>
+          <w:tcPr>
+            <w:tcW w:w="2688" w:type="dxa"/>
+            <w:vAlign w:val="center"/>
+          </w:tcPr>
+          <w:p>
+            <w:pPr>
+              <w:spacing w:line="240" w:lineRule="auto"/>
+              <w:jc w:val="both"/>
+            </w:pPr>
+            <w:r>
+              <w:rPr>
+                <w:lang w:val="vi-VN"/>
+              </w:rPr>
+              <w:t xml:space="preserve">target_type + target_id</w:t>
+            </w:r>
+          </w:p>
+        </w:tc>
+      </w:tr>
+      <w:tr>
+        <w:tc>
+          <w:tcPr>
+            <w:tcW w:w="2100" w:type="dxa"/>
+            <w:vAlign w:val="center"/>
+          </w:tcPr>
+          <w:p>
+            <w:pPr>
+              <w:spacing w:line="240" w:lineRule="auto"/>
+              <w:jc w:val="both"/>
+            </w:pPr>
+            <w:r>
+              <w:rPr>
+                <w:lang w:val="vi-VN"/>
+              </w:rPr>
+              <w:t xml:space="preserve">Report</w:t>
+            </w:r>
+          </w:p>
+        </w:tc>
+        <w:tc>
+          <w:tcPr>
+            <w:tcW w:w="2100" w:type="dxa"/>
+            <w:vAlign w:val="center"/>
+          </w:tcPr>
+          <w:p>
+            <w:pPr>
+              <w:spacing w:line="240" w:lineRule="auto"/>
+              <w:jc w:val="both"/>
+            </w:pPr>
+            <w:r>
+              <w:rPr>
+                <w:lang w:val="vi-VN"/>
+              </w:rPr>
+              <w:t xml:space="preserve">đa hình</w:t>
+            </w:r>
+          </w:p>
+        </w:tc>
+        <w:tc>
+          <w:tcPr>
+            <w:tcW w:w="1900" w:type="dxa"/>
+            <w:vAlign w:val="center"/>
+          </w:tcPr>
+          <w:p>
+            <w:pPr>
+              <w:spacing w:line="240" w:lineRule="auto"/>
+              <w:jc w:val="both"/>
+            </w:pPr>
+            <w:r>
+              <w:rPr>
+                <w:lang w:val="vi-VN"/>
+              </w:rPr>
+              <w:t xml:space="preserve">Post / User</w:t>
+            </w:r>
+          </w:p>
+        </w:tc>
+        <w:tc>
+          <w:tcPr>
+            <w:tcW w:w="2688" w:type="dxa"/>
+            <w:vAlign w:val="center"/>
+          </w:tcPr>
+          <w:p>
+            <w:pPr>
+              <w:spacing w:line="240" w:lineRule="auto"/>
+              <w:jc w:val="both"/>
+            </w:pPr>
+            <w:r>
+              <w:rPr>
+                <w:lang w:val="vi-VN"/>
+              </w:rPr>
+              <w:t xml:space="preserve">target_type + target_id</w:t>
+            </w:r>
+          </w:p>
+        </w:tc>
+      </w:tr>
+    </w:tbl>
+    <w:p>
+      <w:pPr>
+        <w:spacing w:line="240" w:lineRule="auto"/>
+      </w:pPr>
+    </w:p>
+    <w:p>
+      <w:pPr>
+        <w:pStyle w:val="Heading3"/>
+        <w:rPr>
+          <w:lang w:val="vi-VN"/>
+        </w:rPr>
+      </w:pPr>
+      <w:r>
+        <w:rPr>
+          <w:lang w:val="vi-VN"/>
+        </w:rPr>
+        <w:t xml:space="preserve">Các kiểu bảng đặc biệt</w:t>
+      </w:r>
+    </w:p>
+    <w:tbl>
+      <w:tblPr>
+        <w:tblStyle w:val="TableGrid"/>
+        <w:tblW w:w="8788" w:type="dxa"/>
+        <w:tblBorders>
+          <w:top w:val="single" w:sz="4" w:space="0" w:color="808080"/>
+          <w:left w:val="single" w:sz="4" w:space="0" w:color="808080"/>
+          <w:bottom w:val="single" w:sz="4" w:space="0" w:color="808080"/>
+          <w:right w:val="single" w:sz="4" w:space="0" w:color="808080"/>
+          <w:insideH w:val="single" w:sz="4" w:space="0" w:color="808080"/>
+          <w:insideV w:val="single" w:sz="4" w:space="0" w:color="808080"/>
+        </w:tblBorders>
+        <w:tblLook w:val="04A0"/>
+      </w:tblPr>
+      <w:tblGrid>
+        <w:gridCol w:w="2400"/>
+        <w:gridCol w:w="2900"/>
+        <w:gridCol w:w="3488"/>
+      </w:tblGrid>
+      <w:tr>
+        <w:trPr>
+          <w:tblHeader/>
+        </w:trPr>
+        <w:tc>
+          <w:tcPr>
+            <w:tcW w:w="2400" w:type="dxa"/>
+            <w:shd w:val="clear" w:color="auto" w:fill="D9E2F3"/>
+            <w:vAlign w:val="center"/>
+          </w:tcPr>
+          <w:p>
+            <w:pPr>
+              <w:spacing w:line="240" w:lineRule="auto"/>
+              <w:jc w:val="both"/>
+            </w:pPr>
+            <w:r>
+              <w:rPr>
+                <w:b/>
+                <w:bCs/>
+                <w:lang w:val="vi-VN"/>
+              </w:rPr>
+              <w:t xml:space="preserve">Kiểu bảng</w:t>
+            </w:r>
+          </w:p>
+        </w:tc>
+        <w:tc>
+          <w:tcPr>
+            <w:tcW w:w="2900" w:type="dxa"/>
+            <w:shd w:val="clear" w:color="auto" w:fill="D9E2F3"/>
+            <w:vAlign w:val="center"/>
+          </w:tcPr>
+          <w:p>
+            <w:pPr>
+              <w:spacing w:line="240" w:lineRule="auto"/>
+              <w:jc w:val="both"/>
+            </w:pPr>
+            <w:r>
+              <w:rPr>
+                <w:b/>
+                <w:bCs/>
+                <w:lang w:val="vi-VN"/>
+              </w:rPr>
+              <w:t xml:space="preserve">Các bảng</w:t>
+            </w:r>
+          </w:p>
+        </w:tc>
+        <w:tc>
+          <w:tcPr>
+            <w:tcW w:w="3488" w:type="dxa"/>
+            <w:shd w:val="clear" w:color="auto" w:fill="D9E2F3"/>
+            <w:vAlign w:val="center"/>
+          </w:tcPr>
+          <w:p>
+            <w:pPr>
+              <w:spacing w:line="240" w:lineRule="auto"/>
+              <w:jc w:val="both"/>
+            </w:pPr>
+            <w:r>
+              <w:rPr>
+                <w:b/>
+                <w:bCs/>
+                <w:lang w:val="vi-VN"/>
+              </w:rPr>
+              <w:t xml:space="preserve">Đặc điểm</w:t>
+            </w:r>
+          </w:p>
+        </w:tc>
+      </w:tr>
+      <w:tr>
+        <w:tc>
+          <w:tcPr>
+            <w:tcW w:w="2400" w:type="dxa"/>
+            <w:vAlign w:val="center"/>
+          </w:tcPr>
+          <w:p>
+            <w:pPr>
+              <w:spacing w:line="240" w:lineRule="auto"/>
+              <w:jc w:val="both"/>
+            </w:pPr>
+            <w:r>
+              <w:rPr>
+                <w:lang w:val="vi-VN"/>
+              </w:rPr>
+              <w:t xml:space="preserve">Bảng nối M:N thuần</w:t>
+            </w:r>
+          </w:p>
+        </w:tc>
+        <w:tc>
+          <w:tcPr>
+            <w:tcW w:w="2900" w:type="dxa"/>
+            <w:vAlign w:val="center"/>
+          </w:tcPr>
+          <w:p>
+            <w:pPr>
+              <w:spacing w:line="240" w:lineRule="auto"/>
+              <w:jc w:val="both"/>
+            </w:pPr>
+            <w:r>
+              <w:rPr>
+                <w:lang w:val="vi-VN"/>
+              </w:rPr>
+              <w:t xml:space="preserve">PostHashtag, StoryView</w:t>
+            </w:r>
+          </w:p>
+        </w:tc>
+        <w:tc>
+          <w:tcPr>
+            <w:tcW w:w="3488" w:type="dxa"/>
+            <w:vAlign w:val="center"/>
+          </w:tcPr>
+          <w:p>
+            <w:pPr>
+              <w:spacing w:line="240" w:lineRule="auto"/>
+              <w:jc w:val="both"/>
+            </w:pPr>
+            <w:r>
+              <w:rPr>
+                <w:lang w:val="vi-VN"/>
+              </w:rPr>
+              <w:t xml:space="preserve">Khóa chính tổ hợp, hầu như không có thuộc tính riêng</w:t>
+            </w:r>
+          </w:p>
+        </w:tc>
+      </w:tr>
+      <w:tr>
+        <w:tc>
+          <w:tcPr>
+            <w:tcW w:w="2400" w:type="dxa"/>
+            <w:vAlign w:val="center"/>
+          </w:tcPr>
+          <w:p>
+            <w:pPr>
+              <w:spacing w:line="240" w:lineRule="auto"/>
+              <w:jc w:val="both"/>
+            </w:pPr>
+            <w:r>
+              <w:rPr>
+                <w:lang w:val="vi-VN"/>
+              </w:rPr>
+              <w:t xml:space="preserve">Bảng nối M:N có thuộc tính</w:t>
+            </w:r>
+          </w:p>
+        </w:tc>
+        <w:tc>
+          <w:tcPr>
+            <w:tcW w:w="2900" w:type="dxa"/>
+            <w:vAlign w:val="center"/>
+          </w:tcPr>
+          <w:p>
+            <w:pPr>
+              <w:spacing w:line="240" w:lineRule="auto"/>
+              <w:jc w:val="both"/>
+            </w:pPr>
+            <w:r>
+              <w:rPr>
+                <w:lang w:val="vi-VN"/>
+              </w:rPr>
+              <w:t xml:space="preserve">PostUserTag, Participant, Followership</w:t>
+            </w:r>
+          </w:p>
+        </w:tc>
+        <w:tc>
+          <w:tcPr>
+            <w:tcW w:w="3488" w:type="dxa"/>
+            <w:vAlign w:val="center"/>
+          </w:tcPr>
+          <w:p>
+            <w:pPr>
+              <w:spacing w:line="240" w:lineRule="auto"/>
+              <w:jc w:val="both"/>
+            </w:pPr>
+            <w:r>
+              <w:rPr>
+                <w:lang w:val="vi-VN"/>
+              </w:rPr>
+              <w:t xml:space="preserve">Có thêm dữ liệu gắn trên chính mối quan hệ</w:t>
+            </w:r>
+          </w:p>
+        </w:tc>
+      </w:tr>
+      <w:tr>
+        <w:tc>
+          <w:tcPr>
+            <w:tcW w:w="2400" w:type="dxa"/>
+            <w:vAlign w:val="center"/>
+          </w:tcPr>
+          <w:p>
+            <w:pPr>
+              <w:spacing w:line="240" w:lineRule="auto"/>
+              <w:jc w:val="both"/>
+            </w:pPr>
+            <w:r>
+              <w:rPr>
+                <w:lang w:val="vi-VN"/>
+              </w:rPr>
+              <w:t xml:space="preserve">Đa hình (polymorphic)</w:t>
+            </w:r>
+          </w:p>
+        </w:tc>
+        <w:tc>
+          <w:tcPr>
+            <w:tcW w:w="2900" w:type="dxa"/>
+            <w:vAlign w:val="center"/>
+          </w:tcPr>
+          <w:p>
+            <w:pPr>
+              <w:spacing w:line="240" w:lineRule="auto"/>
+              <w:jc w:val="both"/>
+            </w:pPr>
+            <w:r>
+              <w:rPr>
+                <w:lang w:val="vi-VN"/>
+              </w:rPr>
+              <w:t xml:space="preserve">Like, Report</w:t>
+            </w:r>
+          </w:p>
+        </w:tc>
+        <w:tc>
+          <w:tcPr>
+            <w:tcW w:w="3488" w:type="dxa"/>
+            <w:vAlign w:val="center"/>
+          </w:tcPr>
+          <w:p>
+            <w:pPr>
+              <w:spacing w:line="240" w:lineRule="auto"/>
+              <w:jc w:val="both"/>
+            </w:pPr>
+            <w:r>
+              <w:rPr>
+                <w:lang w:val="vi-VN"/>
+              </w:rPr>
+              <w:t xml:space="preserve">Dùng target_type + target_id, không có khóa ngoại cứng</w:t>
+            </w:r>
+          </w:p>
+        </w:tc>
+      </w:tr>
+      <w:tr>
+        <w:tc>
+          <w:tcPr>
+            <w:tcW w:w="2400" w:type="dxa"/>
+            <w:vAlign w:val="center"/>
+          </w:tcPr>
+          <w:p>
+            <w:pPr>
+              <w:spacing w:line="240" w:lineRule="auto"/>
+              <w:jc w:val="both"/>
+            </w:pPr>
+            <w:r>
+              <w:rPr>
+                <w:lang w:val="vi-VN"/>
+              </w:rPr>
+              <w:t xml:space="preserve">Tự tham chiếu</w:t>
+            </w:r>
+          </w:p>
+        </w:tc>
+        <w:tc>
+          <w:tcPr>
+            <w:tcW w:w="2900" w:type="dxa"/>
+            <w:vAlign w:val="center"/>
+          </w:tcPr>
+          <w:p>
+            <w:pPr>
+              <w:spacing w:line="240" w:lineRule="auto"/>
+              <w:jc w:val="both"/>
+            </w:pPr>
+            <w:r>
+              <w:rPr>
+                <w:lang w:val="vi-VN"/>
+              </w:rPr>
+              <w:t xml:space="preserve">Comment</w:t>
+            </w:r>
+          </w:p>
+        </w:tc>
+        <w:tc>
+          <w:tcPr>
+            <w:tcW w:w="3488" w:type="dxa"/>
+            <w:vAlign w:val="center"/>
+          </w:tcPr>
+          <w:p>
+            <w:pPr>
+              <w:spacing w:line="240" w:lineRule="auto"/>
+              <w:jc w:val="both"/>
+            </w:pPr>
+            <w:r>
+              <w:rPr>
+                <w:lang w:val="vi-VN"/>
+              </w:rPr>
+              <w:t xml:space="preserve">parentComment trỏ về chính bảng, tạo cây bình luận</w:t>
+            </w:r>
+          </w:p>
+        </w:tc>
+      </w:tr>
+      <w:tr>
+        <w:tc>
+          <w:tcPr>
+            <w:tcW w:w="2400" w:type="dxa"/>
+            <w:vAlign w:val="center"/>
+          </w:tcPr>
+          <w:p>
+            <w:pPr>
+              <w:spacing w:line="240" w:lineRule="auto"/>
+              <w:jc w:val="both"/>
+            </w:pPr>
+            <w:r>
+              <w:rPr>
+                <w:lang w:val="vi-VN"/>
+              </w:rPr>
+              <w:t xml:space="preserve">Bộ đếm denormalized</w:t>
+            </w:r>
+          </w:p>
+        </w:tc>
+        <w:tc>
+          <w:tcPr>
+            <w:tcW w:w="2900" w:type="dxa"/>
+            <w:vAlign w:val="center"/>
+          </w:tcPr>
+          <w:p>
+            <w:pPr>
+              <w:spacing w:line="240" w:lineRule="auto"/>
+              <w:jc w:val="both"/>
+            </w:pPr>
+            <w:r>
+              <w:rPr>
+                <w:lang w:val="vi-VN"/>
+              </w:rPr>
+              <w:t xml:space="preserve">Post, Comment, Hashtag</w:t>
+            </w:r>
+          </w:p>
+        </w:tc>
+        <w:tc>
+          <w:tcPr>
+            <w:tcW w:w="3488" w:type="dxa"/>
+            <w:vAlign w:val="center"/>
+          </w:tcPr>
+          <w:p>
+            <w:pPr>
+              <w:spacing w:line="240" w:lineRule="auto"/>
+              <w:jc w:val="both"/>
+            </w:pPr>
+            <w:r>
+              <w:rPr>
+                <w:lang w:val="vi-VN"/>
+              </w:rPr>
+              <w:t xml:space="preserve">Lưu sẵn số đếm để tối ưu hiệu năng đọc</w:t>
+            </w:r>
+          </w:p>
+        </w:tc>
+      </w:tr>
+    </w:tbl>
+    <w:p>
+      <w:pPr>
         <w:pStyle w:val="Heading1"/>
         <w:numPr>
           <w:ilvl w:val="0"/>
